--- a/informes-growth/spotify-2026-10-14/Spotify - growth - 2026-10-14.docx
+++ b/informes-growth/spotify-2026-10-14/Spotify - growth - 2026-10-14.docx
@@ -20,7 +20,7 @@
           <w:bCs/>
           <w:b/>
         </w:rPr>
-        <w:t xml:space="preserve">Señal (método v4): Mantener</w:t>
+        <w:t xml:space="preserve">Señal (método v7): Mantener</w:t>
       </w:r>
       <w:r>
         <w:t xml:space="preserve"> </w:t>
@@ -32,13 +32,13 @@
         <w:t xml:space="preserve"> </w:t>
       </w:r>
       <w:r>
-        <w:t xml:space="preserve">Precio 527,45 USD · Objetivo 12 m 524,4 USD (ponderada -0,6 %, base -5 %, bajista -43,6 %, alcista +51,2 %) · Compra hasta 476,7 USD</w:t>
+        <w:t xml:space="preserve">Precio 527,45 USD · Objetivo 12 m 524,4 USD (ponderada -0,6 %, base -5 %, bajista -43,6 %, alcista +51,2 %) · Compra hasta 499,5 USD</w:t>
       </w:r>
       <w:r>
         <w:t xml:space="preserve"> </w:t>
       </w:r>
       <w:r>
-        <w:t xml:space="preserve">Peso orientativo: no entra · Por qué: no compra: puntuación &lt; 60, ponderada &lt; 10 %, base &lt; 0 %, menos de 4 señales</w:t>
+        <w:t xml:space="preserve">Peso orientativo: no entra · Por qué: no compra: puntuación &lt; 60, ponderada &lt; 5 %, base &lt; 0 %</w:t>
       </w:r>
     </w:p>
     <w:p>
@@ -50,13 +50,13 @@
           <w:bCs/>
           <w:b/>
         </w:rPr>
-        <w:t xml:space="preserve">Recalculado el 14-oct con el método v4</w:t>
+        <w:t xml:space="preserve">Calculado con el método v7</w:t>
       </w:r>
       <w:r>
         <w:t xml:space="preserve"> </w:t>
       </w:r>
       <w:r>
-        <w:t xml:space="preserve">(tras el backtest,</w:t>
+        <w:t xml:space="preserve">(vigente desde el 14-oct tras el backtest de 71 casos,</w:t>
       </w:r>
       <w:r>
         <w:t xml:space="preserve"> </w:t>
@@ -71,7 +71,7 @@
         <w:t xml:space="preserve"> </w:t>
       </w:r>
       <w:r>
-        <w:t xml:space="preserve">§6). La sección 9 conserva la valoración del primer borrador (v1) con la proyección del analista; las cifras que mandan son las de arriba: ventas con la regla mecánica (24.543 M en el base), múltiplo de hoy con rebaja por desaceleración (14,6x / 24,4x / 39x).</w:t>
+        <w:t xml:space="preserve">§6). Si la sección 9 enseña otras cifras de valoración, son del borrador con la proyección del analista; mandan las de arriba: ventas con la regla mecánica (24543 M en el base) y múltiplo de hoy con rebaja por desaceleración (14,6x / 24,4x / 39x).</w:t>
       </w:r>
     </w:p>
     <w:bookmarkStart w:id="20" w:name="la-tesis-en-cinco-líneas"/>

--- a/informes-growth/spotify-2026-10-14/Spotify - growth - 2026-10-14.docx
+++ b/informes-growth/spotify-2026-10-14/Spotify - growth - 2026-10-14.docx
@@ -3569,7 +3569,7 @@
         <w:t xml:space="preserve"> </w:t>
       </w:r>
       <w:r>
-        <w:t xml:space="preserve">(≈29.800 EUR) tiene IGLN, Edenred, Daiichi Sankyo, Uber, Viscofan, Alphabet, Netflix, SAP, Intuit, Nemetschek y LVMH, más ≈6.300 EUR de liquidez. El bolsillo growth puede llegar al 20 % (≈5.960 EUR).</w:t>
+        <w:t xml:space="preserve">tiene IGLN, Edenred, Daiichi Sankyo, Uber, Viscofan, Alphabet, Netflix, SAP, Intuit, Nemetschek y LVMH, más liquidez. El bolsillo growth puede llegar al 20 %.</w:t>
       </w:r>
     </w:p>
     <w:p>
@@ -3659,7 +3659,7 @@
         <w:t xml:space="preserve">Si algún día diera Comprar con convicción baja</w:t>
       </w:r>
       <w:r>
-        <w:t xml:space="preserve">, el método le asignaría un 3,5 % (≈1.040 EUR, justo por encima del mínimo de 1.000 EUR). Se pagaría con liquidez y entraría en dos tramos.</w:t>
+        <w:t xml:space="preserve">, el método le asignaría un 3,5 %, justo por encima del mínimo. Se pagaría con liquidez y entraría en dos tramos.</w:t>
       </w:r>
     </w:p>
     <w:p>

--- a/informes-growth/spotify-2026-10-14/Spotify - growth - 2026-10-14.docx
+++ b/informes-growth/spotify-2026-10-14/Spotify - growth - 2026-10-14.docx
@@ -20,58 +20,31 @@
           <w:bCs/>
           <w:b/>
         </w:rPr>
-        <w:t xml:space="preserve">Señal (método v7): Mantener</w:t>
+        <w:t xml:space="preserve">Señal (método vigente v11): Mantener</w:t>
       </w:r>
       <w:r>
         <w:t xml:space="preserve"> </w:t>
       </w:r>
       <w:r>
-        <w:t xml:space="preserve">· Puntuación 54,5/100 · Señales de cambio de tendencia 3/8 · EV/beneficio bruto 13x</w:t>
+        <w:t xml:space="preserve">· Puntuación 54,5/100 · Señales de cambio de tendencia 3/8 · EV/EBITDA 27,0 veces</w:t>
       </w:r>
       <w:r>
         <w:t xml:space="preserve"> </w:t>
       </w:r>
       <w:r>
-        <w:t xml:space="preserve">Precio 527,45 USD · Objetivo 12 m 524,4 USD (ponderada -0,6 %, base -5 %, bajista -43,6 %, alcista +51,2 %) · Compra hasta 499,5 USD</w:t>
+        <w:t xml:space="preserve">Precio 527,45 USD (fecha del informe) · Objetivo 12 m 524,4 USD · Ponderada −0,6 % · Base −5,0 % · Bajista −43,6 % · Alcista +51,2 % · Compra hasta 499,5 USD</w:t>
       </w:r>
       <w:r>
         <w:t xml:space="preserve"> </w:t>
       </w:r>
       <w:r>
-        <w:t xml:space="preserve">Peso orientativo: no entra · Por qué: no compra: puntuación &lt; 60, ponderada &lt; 5 %, base &lt; 0 %</w:t>
-      </w:r>
-    </w:p>
-    <w:p>
-      <w:pPr>
-        <w:pStyle w:val="BlockText"/>
-      </w:pPr>
-      <w:r>
-        <w:rPr>
-          <w:bCs/>
-          <w:b/>
-        </w:rPr>
-        <w:t xml:space="preserve">Calculado con el método v7</w:t>
+        <w:t xml:space="preserve">Peso orientativo: 0 % de la cartera · Por qué: no compra: puntuación &lt; 60, ponderada &lt; 5 %, base &lt; 0 %</w:t>
       </w:r>
       <w:r>
         <w:t xml:space="preserve"> </w:t>
       </w:r>
       <w:r>
-        <w:t xml:space="preserve">(vigente desde el 14-oct tras el backtest de 71 casos,</w:t>
-      </w:r>
-      <w:r>
-        <w:t xml:space="preserve"> </w:t>
-      </w:r>
-      <w:r>
-        <w:rPr>
-          <w:rStyle w:val="VerbatimChar"/>
-        </w:rPr>
-        <w:t xml:space="preserve">verticales/growth/metodo.md</w:t>
-      </w:r>
-      <w:r>
-        <w:t xml:space="preserve"> </w:t>
-      </w:r>
-      <w:r>
-        <w:t xml:space="preserve">§6). Si la sección 9 enseña otras cifras de valoración, son del borrador con la proyección del analista; mandan las de arriba: ventas con la regla mecánica (24543 M en el base) y múltiplo de hoy con rebaja por desaceleración (14,6x / 24,4x / 39x).</w:t>
+        <w:t xml:space="preserve">Cabecera rehecha con la v11 el 15-oct (auditoría de homogeneidad). Antes decía (método v7): Mantener. El texto de abajo puede citar cifras de esa versión anterior; mandan las de esta cabecera.</w:t>
       </w:r>
     </w:p>
     <w:bookmarkStart w:id="20" w:name="la-tesis-en-cinco-líneas"/>
